--- a/assets/docs/HDV_Edwin_Calderon_Senior.docx
+++ b/assets/docs/HDV_Edwin_Calderon_Senior.docx
@@ -92,7 +92,7 @@
               <w:br/>
               <w:t>edwinaguilera777@gmail.com   ·   linkedin.com/in/edwin-belisario</w:t>
               <w:br/>
-              <w:t>C.C. 1.083.023.752   ·   Portafolio web con asistente de IA: edwincalderonaguilera.github.io/Hoja-De-Vida</w:t>
+              <w:t>C.C. 1.083.023.752   ·   Portafolio web con asistente de IA: edwincalderondev-rgb.github.io/HDV</w:t>
             </w:r>
           </w:p>
         </w:tc>
@@ -1279,7 +1279,7 @@
           <w:color w:val="6B7A8C"/>
           <w:sz w:val="18"/>
         </w:rPr>
-        <w:t>Proyecto BPIN 2020000100758 — «Sistema Tecnológico Integrado para la promoción de la salud mental». Órdenes OPSP-VAD-1429-2021 y OPSP-VAD-1171-2022 · Remuneración: COP $6.000.000 mensuales.</w:t>
+        <w:t>Proyecto BPIN 2020000100758 — «Sistema Tecnológico Integrado para la promoción de la salud mental». Órdenes OPSP-VAD-1429-2021 y OPSP-VAD-1171-2022.</w:t>
       </w:r>
     </w:p>
     <w:p>
@@ -2207,7 +2207,7 @@
           <w:color w:val="6B7A8C"/>
           <w:sz w:val="18"/>
         </w:rPr>
-        <w:t>Asumí la dirección del componente de información por mérito, siendo el perfil más joven del equipo directivo. Remuneración: ~COP $3.000.000 mensuales en 2016 (≈ 4,3 salarios mínimos de la época).</w:t>
+        <w:t>Asumí la dirección del componente de información por mérito, siendo el perfil más joven del equipo directivo: a los 18 años mi remuneración equivalía a más de cuatro salarios mínimos de la época.</w:t>
       </w:r>
     </w:p>
     <w:p>
@@ -4019,7 +4019,7 @@
           <w:color w:val="16202E"/>
           <w:sz w:val="23"/>
         </w:rPr>
-        <w:t>REFERENCIA DE MERCADO Y ASPIRACIÓN SALARIAL</w:t>
+        <w:t>CARGOS QUE CORRESPONDEN A ESTE PERFIL</w:t>
       </w:r>
     </w:p>
     <w:p>
@@ -4034,7 +4034,7 @@
           <w:color w:val="3A4654"/>
           <w:sz w:val="20"/>
         </w:rPr>
-        <w:t xml:space="preserve">Trayectoria verificable de </w:t>
+        <w:t xml:space="preserve">Los nombres con los que el mercado colombiano denomina las funciones que ya ejerzo. Cada fuente es pública y publica su propio </w:t>
       </w:r>
       <w:r>
         <w:rPr>
@@ -4044,7 +4044,7 @@
           <w:color w:val="16202E"/>
           <w:sz w:val="20"/>
         </w:rPr>
-        <w:t>11 años</w:t>
+        <w:t>intervalo de referencia</w:t>
       </w:r>
       <w:r>
         <w:rPr>
@@ -4054,27 +4054,7 @@
           <w:color w:val="3A4654"/>
           <w:sz w:val="20"/>
         </w:rPr>
-        <w:t xml:space="preserve">, con liderazgo de equipos de desarrollo y responsabilidad técnica integral. Última remuneración documentada en rol de liderazgo técnico: </w:t>
-      </w:r>
-      <w:r>
-        <w:rPr>
-          <w:rFonts w:ascii="Calibri" w:hAnsi="Calibri" w:cs="Calibri"/>
-          <w:b/>
-          <w:i w:val="0"/>
-          <w:color w:val="16202E"/>
-          <w:sz w:val="20"/>
-        </w:rPr>
-        <w:t>COP $6.000.000 mensuales (2021–2022)</w:t>
-      </w:r>
-      <w:r>
-        <w:rPr>
-          <w:rFonts w:ascii="Calibri" w:hAnsi="Calibri" w:cs="Calibri"/>
-          <w:b w:val="0"/>
-          <w:i w:val="0"/>
-          <w:color w:val="3A4654"/>
-          <w:sz w:val="20"/>
-        </w:rPr>
-        <w:t>, como Coordinador de Desarrollo de Software en la Universidad del Magdalena.</w:t>
+        <w:t>, actualizado, con la muestra completa y consultable en origen.</w:t>
       </w:r>
     </w:p>
     <w:tbl>
@@ -4099,7 +4079,7 @@
       <w:tr>
         <w:tc>
           <w:tcPr>
-            <w:tcW w:type="dxa" w:w="3175"/>
+            <w:tcW w:type="dxa" w:w="2835"/>
             <w:tcMar>
               <w:top w:w="40" w:type="dxa"/>
               <w:start w:w="0" w:type="dxa"/>
@@ -4122,13 +4102,13 @@
                 <w:color w:val="6B7A8C"/>
                 <w:sz w:val="16"/>
               </w:rPr>
-              <w:t>REFERENCIA</w:t>
+              <w:t>CARGO</w:t>
             </w:r>
           </w:p>
         </w:tc>
         <w:tc>
           <w:tcPr>
-            <w:tcW w:type="dxa" w:w="4649"/>
+            <w:tcW w:type="dxa" w:w="3742"/>
             <w:tcMar>
               <w:top w:w="40" w:type="dxa"/>
               <w:start w:w="0" w:type="dxa"/>
@@ -4151,13 +4131,13 @@
                 <w:color w:val="6B7A8C"/>
                 <w:sz w:val="16"/>
               </w:rPr>
-              <w:t>DETALLE Y FUENTE</w:t>
+              <w:t>POR QUÉ APLICA</w:t>
             </w:r>
           </w:p>
         </w:tc>
         <w:tc>
           <w:tcPr>
-            <w:tcW w:type="dxa" w:w="2041"/>
+            <w:tcW w:type="dxa" w:w="3288"/>
             <w:tcMar>
               <w:top w:w="40" w:type="dxa"/>
               <w:start w:w="0" w:type="dxa"/>
@@ -4171,7 +4151,6 @@
           <w:p>
             <w:pPr>
               <w:spacing w:before="0" w:after="0" w:line="274" w:lineRule="auto"/>
-              <w:jc w:val="right"/>
             </w:pPr>
             <w:r>
               <w:rPr>
@@ -4181,7 +4160,7 @@
                 <w:color w:val="6B7A8C"/>
                 <w:sz w:val="16"/>
               </w:rPr>
-              <w:t>COP / MES</w:t>
+              <w:t>FUENTE</w:t>
             </w:r>
           </w:p>
         </w:tc>
@@ -4189,11 +4168,11 @@
       <w:tr>
         <w:tc>
           <w:tcPr>
-            <w:tcW w:type="dxa" w:w="3175"/>
+            <w:tcW w:type="dxa" w:w="2835"/>
             <w:tcMar>
-              <w:top w:w="80" w:type="dxa"/>
+              <w:top w:w="70" w:type="dxa"/>
               <w:start w:w="0" w:type="dxa"/>
-              <w:bottom w:w="80" w:type="dxa"/>
+              <w:bottom w:w="70" w:type="dxa"/>
               <w:end w:w="80" w:type="dxa"/>
             </w:tcMar>
             <w:tcBorders>
@@ -4212,17 +4191,32 @@
                 <w:color w:val="16202E"/>
                 <w:sz w:val="18"/>
               </w:rPr>
-              <w:t>Indexación de mi último salario</w:t>
+              <w:t>Ingeniero de Software Senior</w:t>
+            </w:r>
+          </w:p>
+          <w:p>
+            <w:pPr>
+              <w:spacing w:before="0" w:after="0" w:line="240" w:lineRule="auto"/>
+            </w:pPr>
+            <w:r>
+              <w:rPr>
+                <w:rFonts w:ascii="Calibri" w:hAnsi="Calibri" w:cs="Calibri"/>
+                <w:b w:val="0"/>
+                <w:i/>
+                <w:color w:val="6B7A8C"/>
+                <w:sz w:val="15"/>
+              </w:rPr>
+              <w:t>Senior Software Engineer</w:t>
             </w:r>
           </w:p>
         </w:tc>
         <w:tc>
           <w:tcPr>
-            <w:tcW w:type="dxa" w:w="4649"/>
+            <w:tcW w:type="dxa" w:w="3742"/>
             <w:tcMar>
-              <w:top w:w="80" w:type="dxa"/>
+              <w:top w:w="70" w:type="dxa"/>
               <w:start w:w="0" w:type="dxa"/>
-              <w:bottom w:w="80" w:type="dxa"/>
+              <w:bottom w:w="70" w:type="dxa"/>
               <w:end w:w="80" w:type="dxa"/>
             </w:tcMar>
             <w:tcBorders>
@@ -4239,34 +4233,19 @@
                 <w:b w:val="0"/>
                 <w:i w:val="0"/>
                 <w:color w:val="3A4654"/>
-                <w:sz w:val="18"/>
+                <w:sz w:val="17"/>
               </w:rPr>
-              <w:t>$6.000.000 de 2021 ajustados por la variación del SMMLV ($908.526 → $1.750.905)</w:t>
-            </w:r>
-          </w:p>
-          <w:p>
-            <w:pPr>
-              <w:spacing w:before="0" w:after="0" w:line="240" w:lineRule="auto"/>
-            </w:pPr>
-            <w:r>
-              <w:rPr>
-                <w:rFonts w:ascii="Calibri" w:hAnsi="Calibri" w:cs="Calibri"/>
-                <w:b w:val="0"/>
-                <w:i w:val="0"/>
-                <w:color w:val="6B7A8C"/>
-                <w:sz w:val="15"/>
-              </w:rPr>
-              <w:t>Decretos de salario mínimo 2021 y 2026 (1469 / 1470)</w:t>
+              <w:t>Once años de ejercicio continuo y responsabilidad de extremo a extremo sobre sistemas en producción.</w:t>
             </w:r>
           </w:p>
         </w:tc>
         <w:tc>
           <w:tcPr>
-            <w:tcW w:type="dxa" w:w="2041"/>
+            <w:tcW w:type="dxa" w:w="3288"/>
             <w:tcMar>
-              <w:top w:w="80" w:type="dxa"/>
+              <w:top w:w="70" w:type="dxa"/>
               <w:start w:w="0" w:type="dxa"/>
-              <w:bottom w:w="80" w:type="dxa"/>
+              <w:bottom w:w="70" w:type="dxa"/>
               <w:end w:w="80" w:type="dxa"/>
             </w:tcMar>
             <w:tcBorders>
@@ -4275,135 +4254,29 @@
           </w:tcPr>
           <w:p>
             <w:pPr>
-              <w:spacing w:before="0" w:after="0" w:line="274" w:lineRule="auto"/>
-              <w:jc w:val="right"/>
+              <w:spacing w:before="0" w:after="0" w:line="252" w:lineRule="auto"/>
             </w:pPr>
-            <w:r>
-              <w:rPr>
-                <w:rFonts w:ascii="Calibri" w:hAnsi="Calibri" w:cs="Calibri"/>
-                <w:b/>
-                <w:i w:val="0"/>
-                <w:color w:val="16202E"/>
-                <w:sz w:val="20"/>
-              </w:rPr>
-              <w:t>≈ $11.560.000</w:t>
-            </w:r>
+            <w:hyperlink r:id="rId10">
+              <w:r>
+                <w:rPr>
+                  <w:rFonts w:ascii="Calibri" w:hAnsi="Calibri"/>
+                  <w:color w:val="1F6FEB"/>
+                  <w:sz w:val="15"/>
+                </w:rPr>
+                <w:t xml:space="preserve">levels.fyi › software-engineer/senior/colombia</w:t>
+              </w:r>
+            </w:hyperlink>
           </w:p>
         </w:tc>
       </w:tr>
       <w:tr>
         <w:tc>
           <w:tcPr>
-            <w:tcW w:type="dxa" w:w="3175"/>
+            <w:tcW w:type="dxa" w:w="2835"/>
             <w:tcMar>
-              <w:top w:w="80" w:type="dxa"/>
+              <w:top w:w="70" w:type="dxa"/>
               <w:start w:w="0" w:type="dxa"/>
-              <w:bottom w:w="80" w:type="dxa"/>
-              <w:end w:w="80" w:type="dxa"/>
-            </w:tcMar>
-            <w:tcBorders>
-              <w:bottom w:val="single" w:sz="4" w:space="0" w:color="E2E7ED"/>
-            </w:tcBorders>
-          </w:tcPr>
-          <w:p>
-            <w:pPr>
-              <w:spacing w:before="0" w:after="0" w:line="274" w:lineRule="auto"/>
-            </w:pPr>
-            <w:r>
-              <w:rPr>
-                <w:rFonts w:ascii="Calibri" w:hAnsi="Calibri" w:cs="Calibri"/>
-                <w:b/>
-                <w:i w:val="0"/>
-                <w:color w:val="16202E"/>
-                <w:sz w:val="18"/>
-              </w:rPr>
-              <w:t>Ing. de Software Senior — Colombia</w:t>
-            </w:r>
-          </w:p>
-        </w:tc>
-        <w:tc>
-          <w:tcPr>
-            <w:tcW w:type="dxa" w:w="4649"/>
-            <w:tcMar>
-              <w:top w:w="80" w:type="dxa"/>
-              <w:start w:w="0" w:type="dxa"/>
-              <w:bottom w:w="80" w:type="dxa"/>
-              <w:end w:w="80" w:type="dxa"/>
-            </w:tcMar>
-            <w:tcBorders>
-              <w:bottom w:val="single" w:sz="4" w:space="0" w:color="E2E7ED"/>
-            </w:tcBorders>
-          </w:tcPr>
-          <w:p>
-            <w:pPr>
-              <w:spacing w:before="0" w:after="0" w:line="274" w:lineRule="auto"/>
-            </w:pPr>
-            <w:r>
-              <w:rPr>
-                <w:rFonts w:ascii="Calibri" w:hAnsi="Calibri" w:cs="Calibri"/>
-                <w:b w:val="0"/>
-                <w:i w:val="0"/>
-                <w:color w:val="3A4654"/>
-                <w:sz w:val="18"/>
-              </w:rPr>
-              <w:t>Compensación total reportada: $146,6 M – $252,4 M anuales</w:t>
-            </w:r>
-          </w:p>
-          <w:p>
-            <w:pPr>
-              <w:spacing w:before="0" w:after="0" w:line="240" w:lineRule="auto"/>
-            </w:pPr>
-            <w:r>
-              <w:rPr>
-                <w:rFonts w:ascii="Calibri" w:hAnsi="Calibri" w:cs="Calibri"/>
-                <w:b w:val="0"/>
-                <w:i w:val="0"/>
-                <w:color w:val="6B7A8C"/>
-                <w:sz w:val="15"/>
-              </w:rPr>
-              <w:t>Levels.fyi — Colombia · act. 21-07-2026</w:t>
-            </w:r>
-          </w:p>
-        </w:tc>
-        <w:tc>
-          <w:tcPr>
-            <w:tcW w:type="dxa" w:w="2041"/>
-            <w:tcMar>
-              <w:top w:w="80" w:type="dxa"/>
-              <w:start w:w="0" w:type="dxa"/>
-              <w:bottom w:w="80" w:type="dxa"/>
-              <w:end w:w="80" w:type="dxa"/>
-            </w:tcMar>
-            <w:tcBorders>
-              <w:bottom w:val="single" w:sz="4" w:space="0" w:color="E2E7ED"/>
-            </w:tcBorders>
-          </w:tcPr>
-          <w:p>
-            <w:pPr>
-              <w:spacing w:before="0" w:after="0" w:line="274" w:lineRule="auto"/>
-              <w:jc w:val="right"/>
-            </w:pPr>
-            <w:r>
-              <w:rPr>
-                <w:rFonts w:ascii="Calibri" w:hAnsi="Calibri" w:cs="Calibri"/>
-                <w:b/>
-                <w:i w:val="0"/>
-                <w:color w:val="16202E"/>
-                <w:sz w:val="20"/>
-              </w:rPr>
-              <w:t>$12,2 M – $21,0 M</w:t>
-            </w:r>
-          </w:p>
-        </w:tc>
-      </w:tr>
-      <w:tr>
-        <w:tc>
-          <w:tcPr>
-            <w:tcW w:type="dxa" w:w="3175"/>
-            <w:tcMar>
-              <w:top w:w="80" w:type="dxa"/>
-              <w:start w:w="0" w:type="dxa"/>
-              <w:bottom w:w="80" w:type="dxa"/>
+              <w:bottom w:w="70" w:type="dxa"/>
               <w:end w:w="80" w:type="dxa"/>
             </w:tcMar>
             <w:tcBorders>
@@ -4425,14 +4298,29 @@
               <w:t>Ing. de Software Senior — Caribe</w:t>
             </w:r>
           </w:p>
+          <w:p>
+            <w:pPr>
+              <w:spacing w:before="0" w:after="0" w:line="240" w:lineRule="auto"/>
+            </w:pPr>
+            <w:r>
+              <w:rPr>
+                <w:rFonts w:ascii="Calibri" w:hAnsi="Calibri" w:cs="Calibri"/>
+                <w:b w:val="0"/>
+                <w:i/>
+                <w:color w:val="6B7A8C"/>
+                <w:sz w:val="15"/>
+              </w:rPr>
+              <w:t>Referencia regional</w:t>
+            </w:r>
+          </w:p>
         </w:tc>
         <w:tc>
           <w:tcPr>
-            <w:tcW w:type="dxa" w:w="4649"/>
+            <w:tcW w:type="dxa" w:w="3742"/>
             <w:tcMar>
-              <w:top w:w="80" w:type="dxa"/>
+              <w:top w:w="70" w:type="dxa"/>
               <w:start w:w="0" w:type="dxa"/>
-              <w:bottom w:w="80" w:type="dxa"/>
+              <w:bottom w:w="70" w:type="dxa"/>
               <w:end w:w="80" w:type="dxa"/>
             </w:tcMar>
             <w:tcBorders>
@@ -4449,34 +4337,19 @@
                 <w:b w:val="0"/>
                 <w:i w:val="0"/>
                 <w:color w:val="3A4654"/>
-                <w:sz w:val="18"/>
+                <w:sz w:val="17"/>
               </w:rPr>
-              <w:t>Ciudad costera comparable (Cartagena): $84,3 M – $144,0 M anuales</w:t>
-            </w:r>
-          </w:p>
-          <w:p>
-            <w:pPr>
-              <w:spacing w:before="0" w:after="0" w:line="240" w:lineRule="auto"/>
-            </w:pPr>
-            <w:r>
-              <w:rPr>
-                <w:rFonts w:ascii="Calibri" w:hAnsi="Calibri" w:cs="Calibri"/>
-                <w:b w:val="0"/>
-                <w:i w:val="0"/>
-                <w:color w:val="6B7A8C"/>
-                <w:sz w:val="15"/>
-              </w:rPr>
-              <w:t>Levels.fyi — Cartagena · 2026</w:t>
+              <w:t>Cartagena es la ciudad costera comparable con datos publicados: la referencia más cercana a Santa Marta.</w:t>
             </w:r>
           </w:p>
         </w:tc>
         <w:tc>
           <w:tcPr>
-            <w:tcW w:type="dxa" w:w="2041"/>
+            <w:tcW w:type="dxa" w:w="3288"/>
             <w:tcMar>
-              <w:top w:w="80" w:type="dxa"/>
+              <w:top w:w="70" w:type="dxa"/>
               <w:start w:w="0" w:type="dxa"/>
-              <w:bottom w:w="80" w:type="dxa"/>
+              <w:bottom w:w="70" w:type="dxa"/>
               <w:end w:w="80" w:type="dxa"/>
             </w:tcMar>
             <w:tcBorders>
@@ -4485,30 +4358,29 @@
           </w:tcPr>
           <w:p>
             <w:pPr>
-              <w:spacing w:before="0" w:after="0" w:line="274" w:lineRule="auto"/>
-              <w:jc w:val="right"/>
+              <w:spacing w:before="0" w:after="0" w:line="252" w:lineRule="auto"/>
             </w:pPr>
-            <w:r>
-              <w:rPr>
-                <w:rFonts w:ascii="Calibri" w:hAnsi="Calibri" w:cs="Calibri"/>
-                <w:b/>
-                <w:i w:val="0"/>
-                <w:color w:val="16202E"/>
-                <w:sz w:val="20"/>
-              </w:rPr>
-              <w:t>$7,0 M – $12,0 M</w:t>
-            </w:r>
+            <w:hyperlink r:id="rId11">
+              <w:r>
+                <w:rPr>
+                  <w:rFonts w:ascii="Calibri" w:hAnsi="Calibri"/>
+                  <w:color w:val="1F6FEB"/>
+                  <w:sz w:val="15"/>
+                </w:rPr>
+                <w:t xml:space="preserve">levels.fyi › software-engineer/senior/cartagena</w:t>
+              </w:r>
+            </w:hyperlink>
           </w:p>
         </w:tc>
       </w:tr>
       <w:tr>
         <w:tc>
           <w:tcPr>
-            <w:tcW w:type="dxa" w:w="3175"/>
+            <w:tcW w:type="dxa" w:w="2835"/>
             <w:tcMar>
-              <w:top w:w="80" w:type="dxa"/>
+              <w:top w:w="70" w:type="dxa"/>
               <w:start w:w="0" w:type="dxa"/>
-              <w:bottom w:w="80" w:type="dxa"/>
+              <w:bottom w:w="70" w:type="dxa"/>
               <w:end w:w="80" w:type="dxa"/>
             </w:tcMar>
             <w:tcBorders>
@@ -4527,17 +4399,32 @@
                 <w:color w:val="16202E"/>
                 <w:sz w:val="18"/>
               </w:rPr>
-              <w:t>Desarrollador Full-Stack Senior (5+ años)</w:t>
+              <w:t>Arquitecto de Software</w:t>
+            </w:r>
+          </w:p>
+          <w:p>
+            <w:pPr>
+              <w:spacing w:before="0" w:after="0" w:line="240" w:lineRule="auto"/>
+            </w:pPr>
+            <w:r>
+              <w:rPr>
+                <w:rFonts w:ascii="Calibri" w:hAnsi="Calibri" w:cs="Calibri"/>
+                <w:b w:val="0"/>
+                <w:i/>
+                <w:color w:val="6B7A8C"/>
+                <w:sz w:val="15"/>
+              </w:rPr>
+              <w:t>Solutions Architect</w:t>
             </w:r>
           </w:p>
         </w:tc>
         <w:tc>
           <w:tcPr>
-            <w:tcW w:type="dxa" w:w="4649"/>
+            <w:tcW w:type="dxa" w:w="3742"/>
             <w:tcMar>
-              <w:top w:w="80" w:type="dxa"/>
+              <w:top w:w="70" w:type="dxa"/>
               <w:start w:w="0" w:type="dxa"/>
-              <w:bottom w:w="80" w:type="dxa"/>
+              <w:bottom w:w="70" w:type="dxa"/>
               <w:end w:w="80" w:type="dxa"/>
             </w:tcMar>
             <w:tcBorders>
@@ -4554,34 +4441,19 @@
                 <w:b w:val="0"/>
                 <w:i w:val="0"/>
                 <w:color w:val="3A4654"/>
-                <w:sz w:val="18"/>
+                <w:sz w:val="17"/>
               </w:rPr>
-              <w:t>Banda inicial del nivel senior en el mercado colombiano</w:t>
-            </w:r>
-          </w:p>
-          <w:p>
-            <w:pPr>
-              <w:spacing w:before="0" w:after="0" w:line="240" w:lineRule="auto"/>
-            </w:pPr>
-            <w:r>
-              <w:rPr>
-                <w:rFonts w:ascii="Calibri" w:hAnsi="Calibri" w:cs="Calibri"/>
-                <w:b w:val="0"/>
-                <w:i w:val="0"/>
-                <w:color w:val="6B7A8C"/>
-                <w:sz w:val="15"/>
-              </w:rPr>
-              <w:t>Coderhouse — Sueldos Colombia 2026</w:t>
+              <w:t>Define arquitectura, elige el stack y modela los datos de cada sistema que construye.</w:t>
             </w:r>
           </w:p>
         </w:tc>
         <w:tc>
           <w:tcPr>
-            <w:tcW w:type="dxa" w:w="2041"/>
+            <w:tcW w:type="dxa" w:w="3288"/>
             <w:tcMar>
-              <w:top w:w="80" w:type="dxa"/>
+              <w:top w:w="70" w:type="dxa"/>
               <w:start w:w="0" w:type="dxa"/>
-              <w:bottom w:w="80" w:type="dxa"/>
+              <w:bottom w:w="70" w:type="dxa"/>
               <w:end w:w="80" w:type="dxa"/>
             </w:tcMar>
             <w:tcBorders>
@@ -4590,30 +4462,29 @@
           </w:tcPr>
           <w:p>
             <w:pPr>
-              <w:spacing w:before="0" w:after="0" w:line="274" w:lineRule="auto"/>
-              <w:jc w:val="right"/>
+              <w:spacing w:before="0" w:after="0" w:line="252" w:lineRule="auto"/>
             </w:pPr>
-            <w:r>
-              <w:rPr>
-                <w:rFonts w:ascii="Calibri" w:hAnsi="Calibri" w:cs="Calibri"/>
-                <w:b/>
-                <w:i w:val="0"/>
-                <w:color w:val="16202E"/>
-                <w:sz w:val="20"/>
-              </w:rPr>
-              <w:t>desde $9,0 M</w:t>
-            </w:r>
+            <w:hyperlink r:id="rId12">
+              <w:r>
+                <w:rPr>
+                  <w:rFonts w:ascii="Calibri" w:hAnsi="Calibri"/>
+                  <w:color w:val="1F6FEB"/>
+                  <w:sz w:val="15"/>
+                </w:rPr>
+                <w:t xml:space="preserve">computrabajo.com › salarios/arquitecto-de-software</w:t>
+              </w:r>
+            </w:hyperlink>
           </w:p>
         </w:tc>
       </w:tr>
       <w:tr>
         <w:tc>
           <w:tcPr>
-            <w:tcW w:type="dxa" w:w="3175"/>
+            <w:tcW w:type="dxa" w:w="2835"/>
             <w:tcMar>
-              <w:top w:w="80" w:type="dxa"/>
+              <w:top w:w="70" w:type="dxa"/>
               <w:start w:w="0" w:type="dxa"/>
-              <w:bottom w:w="80" w:type="dxa"/>
+              <w:bottom w:w="70" w:type="dxa"/>
               <w:end w:w="80" w:type="dxa"/>
             </w:tcMar>
             <w:tcBorders>
@@ -4632,17 +4503,32 @@
                 <w:color w:val="16202E"/>
                 <w:sz w:val="18"/>
               </w:rPr>
-              <w:t>Ing. de sistemas en liderazgo tecnológico</w:t>
+              <w:t>Líder Técnico</w:t>
+            </w:r>
+          </w:p>
+          <w:p>
+            <w:pPr>
+              <w:spacing w:before="0" w:after="0" w:line="240" w:lineRule="auto"/>
+            </w:pPr>
+            <w:r>
+              <w:rPr>
+                <w:rFonts w:ascii="Calibri" w:hAnsi="Calibri" w:cs="Calibri"/>
+                <w:b w:val="0"/>
+                <w:i/>
+                <w:color w:val="6B7A8C"/>
+                <w:sz w:val="15"/>
+              </w:rPr>
+              <w:t>Tech Lead · Engineering Manager</w:t>
             </w:r>
           </w:p>
         </w:tc>
         <w:tc>
           <w:tcPr>
-            <w:tcW w:type="dxa" w:w="4649"/>
+            <w:tcW w:type="dxa" w:w="3742"/>
             <w:tcMar>
-              <w:top w:w="80" w:type="dxa"/>
+              <w:top w:w="70" w:type="dxa"/>
               <w:start w:w="0" w:type="dxa"/>
-              <w:bottom w:w="80" w:type="dxa"/>
+              <w:bottom w:w="70" w:type="dxa"/>
               <w:end w:w="80" w:type="dxa"/>
             </w:tcMar>
             <w:tcBorders>
@@ -4659,9 +4545,69 @@
                 <w:b w:val="0"/>
                 <w:i w:val="0"/>
                 <w:color w:val="3A4654"/>
+                <w:sz w:val="17"/>
+              </w:rPr>
+              <w:t>Lideró un equipo de tres desarrolladores: arquitectura, estándares de código y entregables.</w:t>
+            </w:r>
+          </w:p>
+        </w:tc>
+        <w:tc>
+          <w:tcPr>
+            <w:tcW w:type="dxa" w:w="3288"/>
+            <w:tcMar>
+              <w:top w:w="70" w:type="dxa"/>
+              <w:start w:w="0" w:type="dxa"/>
+              <w:bottom w:w="70" w:type="dxa"/>
+              <w:end w:w="80" w:type="dxa"/>
+            </w:tcMar>
+            <w:tcBorders>
+              <w:bottom w:val="single" w:sz="4" w:space="0" w:color="E2E7ED"/>
+            </w:tcBorders>
+          </w:tcPr>
+          <w:p>
+            <w:pPr>
+              <w:spacing w:before="0" w:after="0" w:line="252" w:lineRule="auto"/>
+            </w:pPr>
+            <w:hyperlink r:id="rId13">
+              <w:r>
+                <w:rPr>
+                  <w:rFonts w:ascii="Calibri" w:hAnsi="Calibri"/>
+                  <w:color w:val="1F6FEB"/>
+                  <w:sz w:val="15"/>
+                </w:rPr>
+                <w:t xml:space="preserve">levels.fyi › software-engineering-manager/colombia</w:t>
+              </w:r>
+            </w:hyperlink>
+          </w:p>
+        </w:tc>
+      </w:tr>
+      <w:tr>
+        <w:tc>
+          <w:tcPr>
+            <w:tcW w:type="dxa" w:w="2835"/>
+            <w:tcMar>
+              <w:top w:w="70" w:type="dxa"/>
+              <w:start w:w="0" w:type="dxa"/>
+              <w:bottom w:w="70" w:type="dxa"/>
+              <w:end w:w="80" w:type="dxa"/>
+            </w:tcMar>
+            <w:tcBorders>
+              <w:bottom w:val="single" w:sz="4" w:space="0" w:color="E2E7ED"/>
+            </w:tcBorders>
+          </w:tcPr>
+          <w:p>
+            <w:pPr>
+              <w:spacing w:before="0" w:after="0" w:line="274" w:lineRule="auto"/>
+            </w:pPr>
+            <w:r>
+              <w:rPr>
+                <w:rFonts w:ascii="Calibri" w:hAnsi="Calibri" w:cs="Calibri"/>
+                <w:b/>
+                <w:i w:val="0"/>
+                <w:color w:val="16202E"/>
                 <w:sz w:val="18"/>
               </w:rPr>
-              <w:t>Ingresos en posiciones senior o de liderazgo</w:t>
+              <w:t>Jefe / Coordinador de Sistemas</w:t>
             </w:r>
           </w:p>
           <w:p>
@@ -4672,21 +4618,21 @@
               <w:rPr>
                 <w:rFonts w:ascii="Calibri" w:hAnsi="Calibri" w:cs="Calibri"/>
                 <w:b w:val="0"/>
-                <w:i w:val="0"/>
+                <w:i/>
                 <w:color w:val="6B7A8C"/>
                 <w:sz w:val="15"/>
               </w:rPr>
-              <w:t>Pontificia Universidad Javeriana — Facultad de Ingeniería</w:t>
+              <w:t>IT Manager</w:t>
             </w:r>
           </w:p>
         </w:tc>
         <w:tc>
           <w:tcPr>
-            <w:tcW w:type="dxa" w:w="2041"/>
+            <w:tcW w:type="dxa" w:w="3742"/>
             <w:tcMar>
-              <w:top w:w="80" w:type="dxa"/>
+              <w:top w:w="70" w:type="dxa"/>
               <w:start w:w="0" w:type="dxa"/>
-              <w:bottom w:w="80" w:type="dxa"/>
+              <w:bottom w:w="70" w:type="dxa"/>
               <w:end w:w="80" w:type="dxa"/>
             </w:tcMar>
             <w:tcBorders>
@@ -4696,7 +4642,66 @@
           <w:p>
             <w:pPr>
               <w:spacing w:before="0" w:after="0" w:line="274" w:lineRule="auto"/>
-              <w:jc w:val="right"/>
+            </w:pPr>
+            <w:r>
+              <w:rPr>
+                <w:rFonts w:ascii="Calibri" w:hAnsi="Calibri" w:cs="Calibri"/>
+                <w:b w:val="0"/>
+                <w:i w:val="0"/>
+                <w:color w:val="3A4654"/>
+                <w:sz w:val="17"/>
+              </w:rPr>
+              <w:t>Hoy es el área de TI completa de una refinería, sin nadie más del área en toda la planta.</w:t>
+            </w:r>
+          </w:p>
+        </w:tc>
+        <w:tc>
+          <w:tcPr>
+            <w:tcW w:type="dxa" w:w="3288"/>
+            <w:tcMar>
+              <w:top w:w="70" w:type="dxa"/>
+              <w:start w:w="0" w:type="dxa"/>
+              <w:bottom w:w="70" w:type="dxa"/>
+              <w:end w:w="80" w:type="dxa"/>
+            </w:tcMar>
+            <w:tcBorders>
+              <w:bottom w:val="single" w:sz="4" w:space="0" w:color="E2E7ED"/>
+            </w:tcBorders>
+          </w:tcPr>
+          <w:p>
+            <w:pPr>
+              <w:spacing w:before="0" w:after="0" w:line="252" w:lineRule="auto"/>
+            </w:pPr>
+            <w:hyperlink r:id="rId14">
+              <w:r>
+                <w:rPr>
+                  <w:rFonts w:ascii="Calibri" w:hAnsi="Calibri"/>
+                  <w:color w:val="1F6FEB"/>
+                  <w:sz w:val="15"/>
+                </w:rPr>
+                <w:t xml:space="preserve">computrabajo.com › salarios/jefe-de-sistemas</w:t>
+              </w:r>
+            </w:hyperlink>
+          </w:p>
+        </w:tc>
+      </w:tr>
+      <w:tr>
+        <w:tc>
+          <w:tcPr>
+            <w:tcW w:type="dxa" w:w="2835"/>
+            <w:tcMar>
+              <w:top w:w="70" w:type="dxa"/>
+              <w:start w:w="0" w:type="dxa"/>
+              <w:bottom w:w="70" w:type="dxa"/>
+              <w:end w:w="80" w:type="dxa"/>
+            </w:tcMar>
+            <w:tcBorders>
+              <w:bottom w:val="single" w:sz="4" w:space="0" w:color="E2E7ED"/>
+            </w:tcBorders>
+          </w:tcPr>
+          <w:p>
+            <w:pPr>
+              <w:spacing w:before="0" w:after="0" w:line="274" w:lineRule="auto"/>
             </w:pPr>
             <w:r>
               <w:rPr>
@@ -4704,10 +4709,276 @@
                 <w:b/>
                 <w:i w:val="0"/>
                 <w:color w:val="16202E"/>
-                <w:sz w:val="20"/>
+                <w:sz w:val="18"/>
               </w:rPr>
-              <w:t>$4,5 M – $7,0 M</w:t>
+              <w:t>Especialista en Seguridad de la Información</w:t>
             </w:r>
+          </w:p>
+        </w:tc>
+        <w:tc>
+          <w:tcPr>
+            <w:tcW w:type="dxa" w:w="3742"/>
+            <w:tcMar>
+              <w:top w:w="70" w:type="dxa"/>
+              <w:start w:w="0" w:type="dxa"/>
+              <w:bottom w:w="70" w:type="dxa"/>
+              <w:end w:w="80" w:type="dxa"/>
+            </w:tcMar>
+            <w:tcBorders>
+              <w:bottom w:val="single" w:sz="4" w:space="0" w:color="E2E7ED"/>
+            </w:tcBorders>
+          </w:tcPr>
+          <w:p>
+            <w:pPr>
+              <w:spacing w:before="0" w:after="0" w:line="274" w:lineRule="auto"/>
+            </w:pPr>
+            <w:r>
+              <w:rPr>
+                <w:rFonts w:ascii="Calibri" w:hAnsi="Calibri" w:cs="Calibri"/>
+                <w:b w:val="0"/>
+                <w:i w:val="0"/>
+                <w:color w:val="3A4654"/>
+                <w:sz w:val="17"/>
+              </w:rPr>
+              <w:t>Auditoría de ciberseguridad y hardening en curso; responsable formal de la información en un contrato público.</w:t>
+            </w:r>
+          </w:p>
+        </w:tc>
+        <w:tc>
+          <w:tcPr>
+            <w:tcW w:type="dxa" w:w="3288"/>
+            <w:tcMar>
+              <w:top w:w="70" w:type="dxa"/>
+              <w:start w:w="0" w:type="dxa"/>
+              <w:bottom w:w="70" w:type="dxa"/>
+              <w:end w:w="80" w:type="dxa"/>
+            </w:tcMar>
+            <w:tcBorders>
+              <w:bottom w:val="single" w:sz="4" w:space="0" w:color="E2E7ED"/>
+            </w:tcBorders>
+          </w:tcPr>
+          <w:p>
+            <w:pPr>
+              <w:spacing w:before="0" w:after="0" w:line="252" w:lineRule="auto"/>
+            </w:pPr>
+            <w:hyperlink r:id="rId15">
+              <w:r>
+                <w:rPr>
+                  <w:rFonts w:ascii="Calibri" w:hAnsi="Calibri"/>
+                  <w:color w:val="1F6FEB"/>
+                  <w:sz w:val="15"/>
+                </w:rPr>
+                <w:t xml:space="preserve">computrabajo.com › salarios/especialista-en-seguridad-de-la-informacion</w:t>
+              </w:r>
+            </w:hyperlink>
+          </w:p>
+        </w:tc>
+      </w:tr>
+      <w:tr>
+        <w:tc>
+          <w:tcPr>
+            <w:tcW w:type="dxa" w:w="2835"/>
+            <w:tcMar>
+              <w:top w:w="70" w:type="dxa"/>
+              <w:start w:w="0" w:type="dxa"/>
+              <w:bottom w:w="70" w:type="dxa"/>
+              <w:end w:w="80" w:type="dxa"/>
+            </w:tcMar>
+            <w:tcBorders>
+              <w:bottom w:val="single" w:sz="4" w:space="0" w:color="E2E7ED"/>
+            </w:tcBorders>
+          </w:tcPr>
+          <w:p>
+            <w:pPr>
+              <w:spacing w:before="0" w:after="0" w:line="274" w:lineRule="auto"/>
+            </w:pPr>
+            <w:r>
+              <w:rPr>
+                <w:rFonts w:ascii="Calibri" w:hAnsi="Calibri" w:cs="Calibri"/>
+                <w:b/>
+                <w:i w:val="0"/>
+                <w:color w:val="16202E"/>
+                <w:sz w:val="18"/>
+              </w:rPr>
+              <w:t>Desarrollador Full-Stack Senior</w:t>
+            </w:r>
+          </w:p>
+          <w:p>
+            <w:pPr>
+              <w:spacing w:before="0" w:after="0" w:line="240" w:lineRule="auto"/>
+            </w:pPr>
+            <w:r>
+              <w:rPr>
+                <w:rFonts w:ascii="Calibri" w:hAnsi="Calibri" w:cs="Calibri"/>
+                <w:b w:val="0"/>
+                <w:i/>
+                <w:color w:val="6B7A8C"/>
+                <w:sz w:val="15"/>
+              </w:rPr>
+              <w:t>Senior Full-Stack Developer</w:t>
+            </w:r>
+          </w:p>
+        </w:tc>
+        <w:tc>
+          <w:tcPr>
+            <w:tcW w:type="dxa" w:w="3742"/>
+            <w:tcMar>
+              <w:top w:w="70" w:type="dxa"/>
+              <w:start w:w="0" w:type="dxa"/>
+              <w:bottom w:w="70" w:type="dxa"/>
+              <w:end w:w="80" w:type="dxa"/>
+            </w:tcMar>
+            <w:tcBorders>
+              <w:bottom w:val="single" w:sz="4" w:space="0" w:color="E2E7ED"/>
+            </w:tcBorders>
+          </w:tcPr>
+          <w:p>
+            <w:pPr>
+              <w:spacing w:before="0" w:after="0" w:line="274" w:lineRule="auto"/>
+            </w:pPr>
+            <w:r>
+              <w:rPr>
+                <w:rFonts w:ascii="Calibri" w:hAnsi="Calibri" w:cs="Calibri"/>
+                <w:b w:val="0"/>
+                <w:i w:val="0"/>
+                <w:color w:val="3A4654"/>
+                <w:sz w:val="17"/>
+              </w:rPr>
+              <w:t>Angular, Laravel, Node.js, Electron, MySQL y SQLite, con producto propio registrado ante la DNDA.</w:t>
+            </w:r>
+          </w:p>
+        </w:tc>
+        <w:tc>
+          <w:tcPr>
+            <w:tcW w:type="dxa" w:w="3288"/>
+            <w:tcMar>
+              <w:top w:w="70" w:type="dxa"/>
+              <w:start w:w="0" w:type="dxa"/>
+              <w:bottom w:w="70" w:type="dxa"/>
+              <w:end w:w="80" w:type="dxa"/>
+            </w:tcMar>
+            <w:tcBorders>
+              <w:bottom w:val="single" w:sz="4" w:space="0" w:color="E2E7ED"/>
+            </w:tcBorders>
+          </w:tcPr>
+          <w:p>
+            <w:pPr>
+              <w:spacing w:before="0" w:after="0" w:line="252" w:lineRule="auto"/>
+            </w:pPr>
+            <w:hyperlink r:id="rId16">
+              <w:r>
+                <w:rPr>
+                  <w:rFonts w:ascii="Calibri" w:hAnsi="Calibri"/>
+                  <w:color w:val="1F6FEB"/>
+                  <w:sz w:val="15"/>
+                </w:rPr>
+                <w:t xml:space="preserve">computrabajo.com › salarios/desarrollador-senior</w:t>
+              </w:r>
+            </w:hyperlink>
+          </w:p>
+        </w:tc>
+      </w:tr>
+      <w:tr>
+        <w:tc>
+          <w:tcPr>
+            <w:tcW w:type="dxa" w:w="2835"/>
+            <w:tcMar>
+              <w:top w:w="70" w:type="dxa"/>
+              <w:start w:w="0" w:type="dxa"/>
+              <w:bottom w:w="70" w:type="dxa"/>
+              <w:end w:w="80" w:type="dxa"/>
+            </w:tcMar>
+            <w:tcBorders>
+              <w:bottom w:val="single" w:sz="4" w:space="0" w:color="E2E7ED"/>
+            </w:tcBorders>
+          </w:tcPr>
+          <w:p>
+            <w:pPr>
+              <w:spacing w:before="0" w:after="0" w:line="274" w:lineRule="auto"/>
+            </w:pPr>
+            <w:r>
+              <w:rPr>
+                <w:rFonts w:ascii="Calibri" w:hAnsi="Calibri" w:cs="Calibri"/>
+                <w:b/>
+                <w:i w:val="0"/>
+                <w:color w:val="16202E"/>
+                <w:sz w:val="18"/>
+              </w:rPr>
+              <w:t>Líder de Transformación Digital</w:t>
+            </w:r>
+          </w:p>
+          <w:p>
+            <w:pPr>
+              <w:spacing w:before="0" w:after="0" w:line="240" w:lineRule="auto"/>
+            </w:pPr>
+            <w:r>
+              <w:rPr>
+                <w:rFonts w:ascii="Calibri" w:hAnsi="Calibri" w:cs="Calibri"/>
+                <w:b w:val="0"/>
+                <w:i/>
+                <w:color w:val="6B7A8C"/>
+                <w:sz w:val="15"/>
+              </w:rPr>
+              <w:t>Ing. de sistemas en liderazgo tecnológico</w:t>
+            </w:r>
+          </w:p>
+        </w:tc>
+        <w:tc>
+          <w:tcPr>
+            <w:tcW w:type="dxa" w:w="3742"/>
+            <w:tcMar>
+              <w:top w:w="70" w:type="dxa"/>
+              <w:start w:w="0" w:type="dxa"/>
+              <w:bottom w:w="70" w:type="dxa"/>
+              <w:end w:w="80" w:type="dxa"/>
+            </w:tcMar>
+            <w:tcBorders>
+              <w:bottom w:val="single" w:sz="4" w:space="0" w:color="E2E7ED"/>
+            </w:tcBorders>
+          </w:tcPr>
+          <w:p>
+            <w:pPr>
+              <w:spacing w:before="0" w:after="0" w:line="274" w:lineRule="auto"/>
+            </w:pPr>
+            <w:r>
+              <w:rPr>
+                <w:rFonts w:ascii="Calibri" w:hAnsi="Calibri" w:cs="Calibri"/>
+                <w:b w:val="0"/>
+                <w:i w:val="0"/>
+                <w:color w:val="3A4654"/>
+                <w:sz w:val="17"/>
+              </w:rPr>
+              <w:t>Diagnostica el proceso como ingeniero industrial y construye la solución como ingeniero de sistemas.</w:t>
+            </w:r>
+          </w:p>
+        </w:tc>
+        <w:tc>
+          <w:tcPr>
+            <w:tcW w:type="dxa" w:w="3288"/>
+            <w:tcMar>
+              <w:top w:w="70" w:type="dxa"/>
+              <w:start w:w="0" w:type="dxa"/>
+              <w:bottom w:w="70" w:type="dxa"/>
+              <w:end w:w="80" w:type="dxa"/>
+            </w:tcMar>
+            <w:tcBorders>
+              <w:bottom w:val="single" w:sz="4" w:space="0" w:color="E2E7ED"/>
+            </w:tcBorders>
+          </w:tcPr>
+          <w:p>
+            <w:pPr>
+              <w:spacing w:before="0" w:after="0" w:line="252" w:lineRule="auto"/>
+            </w:pPr>
+            <w:hyperlink r:id="rId17">
+              <w:r>
+                <w:rPr>
+                  <w:rFonts w:ascii="Calibri" w:hAnsi="Calibri"/>
+                  <w:color w:val="1F6FEB"/>
+                  <w:sz w:val="15"/>
+                </w:rPr>
+                <w:t xml:space="preserve">ingenieria.javeriana.edu.co › cuanto-gana-un-ingeniero-sistemas</w:t>
+              </w:r>
+            </w:hyperlink>
           </w:p>
         </w:tc>
       </w:tr>
@@ -4732,13 +5003,13 @@
         </w:tblBorders>
       </w:tblPr>
       <w:tblGrid>
-        <w:gridCol w:w="2608"/>
-        <w:gridCol w:w="7257"/>
+        <w:gridCol w:w="1474"/>
+        <w:gridCol w:w="8391"/>
       </w:tblGrid>
       <w:tr>
         <w:tc>
           <w:tcPr>
-            <w:tcW w:type="dxa" w:w="2608"/>
+            <w:tcW w:type="dxa" w:w="1474"/>
             <w:shd w:val="clear" w:color="auto" w:fill="0D1B2E"/>
             <w:tcMar>
               <w:top w:w="160" w:type="dxa"/>
@@ -4758,15 +5029,15 @@
                 <w:b/>
                 <w:i w:val="0"/>
                 <w:color w:val="F0A44E"/>
-                <w:sz w:val="34"/>
+                <w:sz w:val="60"/>
               </w:rPr>
-              <w:t>$6.000.000</w:t>
+              <w:t>8</w:t>
             </w:r>
           </w:p>
         </w:tc>
         <w:tc>
           <w:tcPr>
-            <w:tcW w:type="dxa" w:w="7257"/>
+            <w:tcW w:type="dxa" w:w="8391"/>
             <w:shd w:val="clear" w:color="auto" w:fill="0D1B2E"/>
             <w:tcMar>
               <w:top w:w="160" w:type="dxa"/>
@@ -4787,7 +5058,7 @@
                 <w:color w:val="FFFFFF"/>
                 <w:sz w:val="19"/>
               </w:rPr>
-              <w:t xml:space="preserve">Base mínima de referencia mensual. </w:t>
+              <w:t xml:space="preserve">Intervalo de referencia. </w:t>
             </w:r>
             <w:r>
               <w:rPr>
@@ -4797,7 +5068,7 @@
                 <w:color w:val="E2EAF4"/>
                 <w:sz w:val="19"/>
               </w:rPr>
-              <w:t xml:space="preserve">Corresponde a lo que ya devengaba en 2021 —sin ajuste por inflación ni por los cuatro años de experiencia adicionales— y se ubica </w:t>
+              <w:t xml:space="preserve">Estos ocho cargos no son aspiraciones: son funciones que </w:t>
             </w:r>
             <w:r>
               <w:rPr>
@@ -4807,7 +5078,7 @@
                 <w:color w:val="FFFFFF"/>
                 <w:sz w:val="19"/>
               </w:rPr>
-              <w:t>por debajo de todas</w:t>
+              <w:t>ya ejerzo</w:t>
             </w:r>
             <w:r>
               <w:rPr>
@@ -4817,7 +5088,7 @@
                 <w:color w:val="E2EAF4"/>
                 <w:sz w:val="19"/>
               </w:rPr>
-              <w:t xml:space="preserve"> las bandas senior del mercado colombiano 2026. </w:t>
+              <w:t xml:space="preserve">, varias al mismo tiempo y en una organización que no cuenta con área de TI. Sus intervalos corresponden a perfiles </w:t>
             </w:r>
             <w:r>
               <w:rPr>
@@ -4827,7 +5098,7 @@
                 <w:color w:val="FFFFFF"/>
                 <w:sz w:val="19"/>
               </w:rPr>
-              <w:t>Rango objetivo: COP $8.000.000 – $12.000.000 mensuales</w:t>
+              <w:t>senior y de liderazgo técnico</w:t>
             </w:r>
             <w:r>
               <w:rPr>
@@ -4837,7 +5108,7 @@
                 <w:color w:val="E2EAF4"/>
                 <w:sz w:val="19"/>
               </w:rPr>
-              <w:t>, según alcance del rol, responsabilidad sobre infraestructura y seguridad, y liderazgo de equipo.</w:t>
+              <w:t>, y se consultan en las fuentes enlazadas.</w:t>
             </w:r>
           </w:p>
         </w:tc>
